--- a/GDD/Campus-Mental-Map_Spieleinstieg.docx
+++ b/GDD/Campus-Mental-Map_Spieleinstieg.docx
@@ -67,15 +67,7 @@
         <w:t xml:space="preserve"> / VR-Headset</w:t>
       </w:r>
       <w:r>
-        <w:t xml:space="preserve">: ab </w:t>
-      </w:r>
-      <w:proofErr w:type="spellStart"/>
-      <w:r>
-        <w:t>Meta</w:t>
-      </w:r>
-      <w:proofErr w:type="spellEnd"/>
-      <w:r>
-        <w:t xml:space="preserve"> Quest 3S </w:t>
+        <w:t xml:space="preserve">: ab Meta Quest 3S </w:t>
       </w:r>
       <w:r>
         <w:t>oder leistungsstärker</w:t>
@@ -102,23 +94,7 @@
         <w:t>Engine</w:t>
       </w:r>
       <w:r>
-        <w:t xml:space="preserve">: Unity (URP, XR Interaction Toolkit, Aras-P </w:t>
-      </w:r>
-      <w:proofErr w:type="spellStart"/>
-      <w:r>
-        <w:t>Gaussian</w:t>
-      </w:r>
-      <w:proofErr w:type="spellEnd"/>
-      <w:r>
-        <w:t xml:space="preserve"> </w:t>
-      </w:r>
-      <w:proofErr w:type="spellStart"/>
-      <w:r>
-        <w:t>Splatting</w:t>
-      </w:r>
-      <w:proofErr w:type="spellEnd"/>
-      <w:r>
-        <w:t xml:space="preserve"> Projekt)</w:t>
+        <w:t>: Unity (URP, XR Interaction Toolkit, Aras-P Gaussian Splatting Projekt)</w:t>
       </w:r>
     </w:p>
     <w:p>
@@ -130,34 +106,13 @@
         <w:t>Installation</w:t>
       </w:r>
       <w:r>
-        <w:t xml:space="preserve">: </w:t>
-      </w:r>
-      <w:proofErr w:type="spellStart"/>
-      <w:r>
-        <w:t>Build</w:t>
-      </w:r>
-      <w:proofErr w:type="spellEnd"/>
-      <w:r>
-        <w:t xml:space="preserve"> der APK-Datei </w:t>
-      </w:r>
-      <w:proofErr w:type="gramStart"/>
-      <w:r>
-        <w:t xml:space="preserve">und </w:t>
+        <w:t xml:space="preserve">: Build der APK-Datei </w:t>
       </w:r>
       <w:r>
-        <w:t xml:space="preserve"> Installation</w:t>
+        <w:t>und Installation</w:t>
       </w:r>
-      <w:proofErr w:type="gramEnd"/>
       <w:r>
-        <w:t xml:space="preserve"> über Unity </w:t>
-      </w:r>
-      <w:proofErr w:type="spellStart"/>
-      <w:r>
-        <w:t>Build</w:t>
-      </w:r>
-      <w:proofErr w:type="spellEnd"/>
-      <w:r>
-        <w:t xml:space="preserve"> &amp; Run</w:t>
+        <w:t xml:space="preserve"> über Unity Build &amp; Run</w:t>
       </w:r>
     </w:p>
     <w:p/>
@@ -217,13 +172,8 @@
           <w:numId w:val="62"/>
         </w:numPr>
       </w:pPr>
-      <w:proofErr w:type="spellStart"/>
       <w:r>
-        <w:t>Questleiste</w:t>
-      </w:r>
-      <w:proofErr w:type="spellEnd"/>
-      <w:r>
-        <w:t xml:space="preserve"> </w:t>
+        <w:t xml:space="preserve">Questleiste </w:t>
       </w:r>
       <w:r>
         <w:t>(</w:t>
@@ -310,15 +260,7 @@
         <w:sym w:font="Wingdings" w:char="F0E0"/>
       </w:r>
       <w:r>
-        <w:t xml:space="preserve"> Spielergröße, </w:t>
-      </w:r>
-      <w:proofErr w:type="spellStart"/>
-      <w:r>
-        <w:t>Fußstapfenlautstärke</w:t>
-      </w:r>
-      <w:proofErr w:type="spellEnd"/>
-      <w:r>
-        <w:t>, Tastenfunktionshinweise ein-/ausschalten</w:t>
+        <w:t xml:space="preserve"> Spielergröße, Fußstapfenlautstärke, Tastenfunktionshinweise ein-/ausschalten</w:t>
       </w:r>
     </w:p>
     <w:p>
@@ -338,11 +280,9 @@
       <w:r>
         <w:t xml:space="preserve"> </w:t>
       </w:r>
-      <w:proofErr w:type="gramStart"/>
       <w:r>
-        <w:t>Zurück</w:t>
+        <w:t>zurück</w:t>
       </w:r>
-      <w:proofErr w:type="gramEnd"/>
       <w:r>
         <w:t xml:space="preserve"> zum Hauptmenü</w:t>
       </w:r>
@@ -378,6 +318,38 @@
           <w:bCs/>
         </w:rPr>
         <w:t>Interaktionssteuerung:</w:t>
+      </w:r>
+    </w:p>
+    <w:p>
+      <w:pPr>
+        <w:pStyle w:val="Listenabsatz"/>
+        <w:numPr>
+          <w:ilvl w:val="0"/>
+          <w:numId w:val="63"/>
+        </w:numPr>
+        <w:rPr>
+          <w:b/>
+          <w:bCs/>
+        </w:rPr>
+      </w:pPr>
+      <w:r>
+        <w:t>Joystick am linken XR-Controller für die Bewegungssteuerung</w:t>
+      </w:r>
+    </w:p>
+    <w:p>
+      <w:pPr>
+        <w:pStyle w:val="Listenabsatz"/>
+        <w:numPr>
+          <w:ilvl w:val="0"/>
+          <w:numId w:val="63"/>
+        </w:numPr>
+        <w:rPr>
+          <w:b/>
+          <w:bCs/>
+        </w:rPr>
+      </w:pPr>
+      <w:r>
+        <w:t>Joystick am rechten XR-Controller für die Kamerasteuerung</w:t>
       </w:r>
     </w:p>
     <w:p>
@@ -4382,6 +4354,119 @@
     </w:lvl>
   </w:abstractNum>
   <w:abstractNum w:abstractNumId="30" w15:restartNumberingAfterBreak="0">
+    <w:nsid w:val="3ABA4233"/>
+    <w:multiLevelType w:val="hybridMultilevel"/>
+    <w:tmpl w:val="DB9453AE"/>
+    <w:lvl w:ilvl="0" w:tplc="04070001">
+      <w:start w:val="1"/>
+      <w:numFmt w:val="bullet"/>
+      <w:lvlText w:val=""/>
+      <w:lvlJc w:val="left"/>
+      <w:pPr>
+        <w:ind w:left="720" w:hanging="360"/>
+      </w:pPr>
+      <w:rPr>
+        <w:rFonts w:ascii="Symbol" w:hAnsi="Symbol" w:hint="default"/>
+      </w:rPr>
+    </w:lvl>
+    <w:lvl w:ilvl="1" w:tplc="04070003" w:tentative="1">
+      <w:start w:val="1"/>
+      <w:numFmt w:val="bullet"/>
+      <w:lvlText w:val="o"/>
+      <w:lvlJc w:val="left"/>
+      <w:pPr>
+        <w:ind w:left="1440" w:hanging="360"/>
+      </w:pPr>
+      <w:rPr>
+        <w:rFonts w:ascii="Courier New" w:hAnsi="Courier New" w:cs="Courier New" w:hint="default"/>
+      </w:rPr>
+    </w:lvl>
+    <w:lvl w:ilvl="2" w:tplc="04070005" w:tentative="1">
+      <w:start w:val="1"/>
+      <w:numFmt w:val="bullet"/>
+      <w:lvlText w:val=""/>
+      <w:lvlJc w:val="left"/>
+      <w:pPr>
+        <w:ind w:left="2160" w:hanging="360"/>
+      </w:pPr>
+      <w:rPr>
+        <w:rFonts w:ascii="Wingdings" w:hAnsi="Wingdings" w:hint="default"/>
+      </w:rPr>
+    </w:lvl>
+    <w:lvl w:ilvl="3" w:tplc="04070001" w:tentative="1">
+      <w:start w:val="1"/>
+      <w:numFmt w:val="bullet"/>
+      <w:lvlText w:val=""/>
+      <w:lvlJc w:val="left"/>
+      <w:pPr>
+        <w:ind w:left="2880" w:hanging="360"/>
+      </w:pPr>
+      <w:rPr>
+        <w:rFonts w:ascii="Symbol" w:hAnsi="Symbol" w:hint="default"/>
+      </w:rPr>
+    </w:lvl>
+    <w:lvl w:ilvl="4" w:tplc="04070003" w:tentative="1">
+      <w:start w:val="1"/>
+      <w:numFmt w:val="bullet"/>
+      <w:lvlText w:val="o"/>
+      <w:lvlJc w:val="left"/>
+      <w:pPr>
+        <w:ind w:left="3600" w:hanging="360"/>
+      </w:pPr>
+      <w:rPr>
+        <w:rFonts w:ascii="Courier New" w:hAnsi="Courier New" w:cs="Courier New" w:hint="default"/>
+      </w:rPr>
+    </w:lvl>
+    <w:lvl w:ilvl="5" w:tplc="04070005" w:tentative="1">
+      <w:start w:val="1"/>
+      <w:numFmt w:val="bullet"/>
+      <w:lvlText w:val=""/>
+      <w:lvlJc w:val="left"/>
+      <w:pPr>
+        <w:ind w:left="4320" w:hanging="360"/>
+      </w:pPr>
+      <w:rPr>
+        <w:rFonts w:ascii="Wingdings" w:hAnsi="Wingdings" w:hint="default"/>
+      </w:rPr>
+    </w:lvl>
+    <w:lvl w:ilvl="6" w:tplc="04070001" w:tentative="1">
+      <w:start w:val="1"/>
+      <w:numFmt w:val="bullet"/>
+      <w:lvlText w:val=""/>
+      <w:lvlJc w:val="left"/>
+      <w:pPr>
+        <w:ind w:left="5040" w:hanging="360"/>
+      </w:pPr>
+      <w:rPr>
+        <w:rFonts w:ascii="Symbol" w:hAnsi="Symbol" w:hint="default"/>
+      </w:rPr>
+    </w:lvl>
+    <w:lvl w:ilvl="7" w:tplc="04070003" w:tentative="1">
+      <w:start w:val="1"/>
+      <w:numFmt w:val="bullet"/>
+      <w:lvlText w:val="o"/>
+      <w:lvlJc w:val="left"/>
+      <w:pPr>
+        <w:ind w:left="5760" w:hanging="360"/>
+      </w:pPr>
+      <w:rPr>
+        <w:rFonts w:ascii="Courier New" w:hAnsi="Courier New" w:cs="Courier New" w:hint="default"/>
+      </w:rPr>
+    </w:lvl>
+    <w:lvl w:ilvl="8" w:tplc="04070005" w:tentative="1">
+      <w:start w:val="1"/>
+      <w:numFmt w:val="bullet"/>
+      <w:lvlText w:val=""/>
+      <w:lvlJc w:val="left"/>
+      <w:pPr>
+        <w:ind w:left="6480" w:hanging="360"/>
+      </w:pPr>
+      <w:rPr>
+        <w:rFonts w:ascii="Wingdings" w:hAnsi="Wingdings" w:hint="default"/>
+      </w:rPr>
+    </w:lvl>
+  </w:abstractNum>
+  <w:abstractNum w:abstractNumId="31" w15:restartNumberingAfterBreak="0">
     <w:nsid w:val="3CBF385F"/>
     <w:multiLevelType w:val="hybridMultilevel"/>
     <w:tmpl w:val="55BC993E"/>
@@ -4494,7 +4579,7 @@
       </w:rPr>
     </w:lvl>
   </w:abstractNum>
-  <w:abstractNum w:abstractNumId="31" w15:restartNumberingAfterBreak="0">
+  <w:abstractNum w:abstractNumId="32" w15:restartNumberingAfterBreak="0">
     <w:nsid w:val="3EA03DFA"/>
     <w:multiLevelType w:val="hybridMultilevel"/>
     <w:tmpl w:val="3880E2C4"/>
@@ -4607,7 +4692,7 @@
       </w:rPr>
     </w:lvl>
   </w:abstractNum>
-  <w:abstractNum w:abstractNumId="32" w15:restartNumberingAfterBreak="0">
+  <w:abstractNum w:abstractNumId="33" w15:restartNumberingAfterBreak="0">
     <w:nsid w:val="419B1091"/>
     <w:multiLevelType w:val="hybridMultilevel"/>
     <w:tmpl w:val="710A2DCA"/>
@@ -4720,7 +4805,7 @@
       </w:rPr>
     </w:lvl>
   </w:abstractNum>
-  <w:abstractNum w:abstractNumId="33" w15:restartNumberingAfterBreak="0">
+  <w:abstractNum w:abstractNumId="34" w15:restartNumberingAfterBreak="0">
     <w:nsid w:val="42353757"/>
     <w:multiLevelType w:val="hybridMultilevel"/>
     <w:tmpl w:val="AE4070D4"/>
@@ -4833,7 +4918,7 @@
       </w:rPr>
     </w:lvl>
   </w:abstractNum>
-  <w:abstractNum w:abstractNumId="34" w15:restartNumberingAfterBreak="0">
+  <w:abstractNum w:abstractNumId="35" w15:restartNumberingAfterBreak="0">
     <w:nsid w:val="43AE2286"/>
     <w:multiLevelType w:val="hybridMultilevel"/>
     <w:tmpl w:val="7BA274B6"/>
@@ -4946,7 +5031,7 @@
       </w:rPr>
     </w:lvl>
   </w:abstractNum>
-  <w:abstractNum w:abstractNumId="35" w15:restartNumberingAfterBreak="0">
+  <w:abstractNum w:abstractNumId="36" w15:restartNumberingAfterBreak="0">
     <w:nsid w:val="487E60D3"/>
     <w:multiLevelType w:val="hybridMultilevel"/>
     <w:tmpl w:val="85CC8A14"/>
@@ -5059,7 +5144,7 @@
       </w:rPr>
     </w:lvl>
   </w:abstractNum>
-  <w:abstractNum w:abstractNumId="36" w15:restartNumberingAfterBreak="0">
+  <w:abstractNum w:abstractNumId="37" w15:restartNumberingAfterBreak="0">
     <w:nsid w:val="4D0B7318"/>
     <w:multiLevelType w:val="hybridMultilevel"/>
     <w:tmpl w:val="6890C93E"/>
@@ -5172,7 +5257,7 @@
       </w:rPr>
     </w:lvl>
   </w:abstractNum>
-  <w:abstractNum w:abstractNumId="37" w15:restartNumberingAfterBreak="0">
+  <w:abstractNum w:abstractNumId="38" w15:restartNumberingAfterBreak="0">
     <w:nsid w:val="4D3068E0"/>
     <w:multiLevelType w:val="hybridMultilevel"/>
     <w:tmpl w:val="A5CE6158"/>
@@ -5285,7 +5370,7 @@
       </w:rPr>
     </w:lvl>
   </w:abstractNum>
-  <w:abstractNum w:abstractNumId="38" w15:restartNumberingAfterBreak="0">
+  <w:abstractNum w:abstractNumId="39" w15:restartNumberingAfterBreak="0">
     <w:nsid w:val="51DD618D"/>
     <w:multiLevelType w:val="hybridMultilevel"/>
     <w:tmpl w:val="796ED0DC"/>
@@ -5398,7 +5483,7 @@
       </w:rPr>
     </w:lvl>
   </w:abstractNum>
-  <w:abstractNum w:abstractNumId="39" w15:restartNumberingAfterBreak="0">
+  <w:abstractNum w:abstractNumId="40" w15:restartNumberingAfterBreak="0">
     <w:nsid w:val="54FC176D"/>
     <w:multiLevelType w:val="multilevel"/>
     <w:tmpl w:val="EC0C4B6A"/>
@@ -5519,7 +5604,7 @@
       </w:rPr>
     </w:lvl>
   </w:abstractNum>
-  <w:abstractNum w:abstractNumId="40" w15:restartNumberingAfterBreak="0">
+  <w:abstractNum w:abstractNumId="41" w15:restartNumberingAfterBreak="0">
     <w:nsid w:val="56431D8E"/>
     <w:multiLevelType w:val="multilevel"/>
     <w:tmpl w:val="E5BE533E"/>
@@ -5624,7 +5709,7 @@
       </w:rPr>
     </w:lvl>
   </w:abstractNum>
-  <w:abstractNum w:abstractNumId="41" w15:restartNumberingAfterBreak="0">
+  <w:abstractNum w:abstractNumId="42" w15:restartNumberingAfterBreak="0">
     <w:nsid w:val="57674994"/>
     <w:multiLevelType w:val="hybridMultilevel"/>
     <w:tmpl w:val="EF589944"/>
@@ -5737,7 +5822,7 @@
       </w:rPr>
     </w:lvl>
   </w:abstractNum>
-  <w:abstractNum w:abstractNumId="42" w15:restartNumberingAfterBreak="0">
+  <w:abstractNum w:abstractNumId="43" w15:restartNumberingAfterBreak="0">
     <w:nsid w:val="5AD0231A"/>
     <w:multiLevelType w:val="hybridMultilevel"/>
     <w:tmpl w:val="61485E66"/>
@@ -5850,7 +5935,7 @@
       </w:rPr>
     </w:lvl>
   </w:abstractNum>
-  <w:abstractNum w:abstractNumId="43" w15:restartNumberingAfterBreak="0">
+  <w:abstractNum w:abstractNumId="44" w15:restartNumberingAfterBreak="0">
     <w:nsid w:val="5BE07A39"/>
     <w:multiLevelType w:val="hybridMultilevel"/>
     <w:tmpl w:val="82B4A8DC"/>
@@ -5963,7 +6048,7 @@
       </w:rPr>
     </w:lvl>
   </w:abstractNum>
-  <w:abstractNum w:abstractNumId="44" w15:restartNumberingAfterBreak="0">
+  <w:abstractNum w:abstractNumId="45" w15:restartNumberingAfterBreak="0">
     <w:nsid w:val="5F9104FD"/>
     <w:multiLevelType w:val="hybridMultilevel"/>
     <w:tmpl w:val="27DC9DCC"/>
@@ -6076,7 +6161,7 @@
       </w:rPr>
     </w:lvl>
   </w:abstractNum>
-  <w:abstractNum w:abstractNumId="45" w15:restartNumberingAfterBreak="0">
+  <w:abstractNum w:abstractNumId="46" w15:restartNumberingAfterBreak="0">
     <w:nsid w:val="5FCB4C77"/>
     <w:multiLevelType w:val="hybridMultilevel"/>
     <w:tmpl w:val="2B3E66E6"/>
@@ -6189,7 +6274,7 @@
       </w:rPr>
     </w:lvl>
   </w:abstractNum>
-  <w:abstractNum w:abstractNumId="46" w15:restartNumberingAfterBreak="0">
+  <w:abstractNum w:abstractNumId="47" w15:restartNumberingAfterBreak="0">
     <w:nsid w:val="617C14EB"/>
     <w:multiLevelType w:val="multilevel"/>
     <w:tmpl w:val="B0B20D5A"/>
@@ -6336,7 +6421,7 @@
       </w:rPr>
     </w:lvl>
   </w:abstractNum>
-  <w:abstractNum w:abstractNumId="47" w15:restartNumberingAfterBreak="0">
+  <w:abstractNum w:abstractNumId="48" w15:restartNumberingAfterBreak="0">
     <w:nsid w:val="62715E0A"/>
     <w:multiLevelType w:val="hybridMultilevel"/>
     <w:tmpl w:val="C40EFEDE"/>
@@ -6449,7 +6534,7 @@
       </w:rPr>
     </w:lvl>
   </w:abstractNum>
-  <w:abstractNum w:abstractNumId="48" w15:restartNumberingAfterBreak="0">
+  <w:abstractNum w:abstractNumId="49" w15:restartNumberingAfterBreak="0">
     <w:nsid w:val="63417CCD"/>
     <w:multiLevelType w:val="multilevel"/>
     <w:tmpl w:val="38BAB514"/>
@@ -6553,7 +6638,7 @@
       </w:rPr>
     </w:lvl>
   </w:abstractNum>
-  <w:abstractNum w:abstractNumId="49" w15:restartNumberingAfterBreak="0">
+  <w:abstractNum w:abstractNumId="50" w15:restartNumberingAfterBreak="0">
     <w:nsid w:val="6712732C"/>
     <w:multiLevelType w:val="hybridMultilevel"/>
     <w:tmpl w:val="03AE7BBA"/>
@@ -6666,7 +6751,7 @@
       </w:rPr>
     </w:lvl>
   </w:abstractNum>
-  <w:abstractNum w:abstractNumId="50" w15:restartNumberingAfterBreak="0">
+  <w:abstractNum w:abstractNumId="51" w15:restartNumberingAfterBreak="0">
     <w:nsid w:val="692F7878"/>
     <w:multiLevelType w:val="hybridMultilevel"/>
     <w:tmpl w:val="CB0634B4"/>
@@ -6779,7 +6864,7 @@
       </w:rPr>
     </w:lvl>
   </w:abstractNum>
-  <w:abstractNum w:abstractNumId="51" w15:restartNumberingAfterBreak="0">
+  <w:abstractNum w:abstractNumId="52" w15:restartNumberingAfterBreak="0">
     <w:nsid w:val="6AFA570D"/>
     <w:multiLevelType w:val="hybridMultilevel"/>
     <w:tmpl w:val="5BA06CA2"/>
@@ -6892,7 +6977,7 @@
       </w:rPr>
     </w:lvl>
   </w:abstractNum>
-  <w:abstractNum w:abstractNumId="52" w15:restartNumberingAfterBreak="0">
+  <w:abstractNum w:abstractNumId="53" w15:restartNumberingAfterBreak="0">
     <w:nsid w:val="6E1850DE"/>
     <w:multiLevelType w:val="hybridMultilevel"/>
     <w:tmpl w:val="427044D8"/>
@@ -7005,7 +7090,7 @@
       </w:rPr>
     </w:lvl>
   </w:abstractNum>
-  <w:abstractNum w:abstractNumId="53" w15:restartNumberingAfterBreak="0">
+  <w:abstractNum w:abstractNumId="54" w15:restartNumberingAfterBreak="0">
     <w:nsid w:val="6F624551"/>
     <w:multiLevelType w:val="hybridMultilevel"/>
     <w:tmpl w:val="02B05946"/>
@@ -7118,7 +7203,7 @@
       </w:rPr>
     </w:lvl>
   </w:abstractNum>
-  <w:abstractNum w:abstractNumId="54" w15:restartNumberingAfterBreak="0">
+  <w:abstractNum w:abstractNumId="55" w15:restartNumberingAfterBreak="0">
     <w:nsid w:val="71B875B8"/>
     <w:multiLevelType w:val="hybridMultilevel"/>
     <w:tmpl w:val="AE161B50"/>
@@ -7231,7 +7316,7 @@
       </w:rPr>
     </w:lvl>
   </w:abstractNum>
-  <w:abstractNum w:abstractNumId="55" w15:restartNumberingAfterBreak="0">
+  <w:abstractNum w:abstractNumId="56" w15:restartNumberingAfterBreak="0">
     <w:nsid w:val="71D3026D"/>
     <w:multiLevelType w:val="hybridMultilevel"/>
     <w:tmpl w:val="40C2E082"/>
@@ -7344,7 +7429,7 @@
       </w:rPr>
     </w:lvl>
   </w:abstractNum>
-  <w:abstractNum w:abstractNumId="56" w15:restartNumberingAfterBreak="0">
+  <w:abstractNum w:abstractNumId="57" w15:restartNumberingAfterBreak="0">
     <w:nsid w:val="729E6147"/>
     <w:multiLevelType w:val="hybridMultilevel"/>
     <w:tmpl w:val="7B108B94"/>
@@ -7457,7 +7542,7 @@
       </w:rPr>
     </w:lvl>
   </w:abstractNum>
-  <w:abstractNum w:abstractNumId="57" w15:restartNumberingAfterBreak="0">
+  <w:abstractNum w:abstractNumId="58" w15:restartNumberingAfterBreak="0">
     <w:nsid w:val="73D8056C"/>
     <w:multiLevelType w:val="hybridMultilevel"/>
     <w:tmpl w:val="600633D2"/>
@@ -7570,7 +7655,7 @@
       </w:rPr>
     </w:lvl>
   </w:abstractNum>
-  <w:abstractNum w:abstractNumId="58" w15:restartNumberingAfterBreak="0">
+  <w:abstractNum w:abstractNumId="59" w15:restartNumberingAfterBreak="0">
     <w:nsid w:val="7CC61332"/>
     <w:multiLevelType w:val="multilevel"/>
     <w:tmpl w:val="E5BE533E"/>
@@ -7675,7 +7760,7 @@
       </w:rPr>
     </w:lvl>
   </w:abstractNum>
-  <w:abstractNum w:abstractNumId="59" w15:restartNumberingAfterBreak="0">
+  <w:abstractNum w:abstractNumId="60" w15:restartNumberingAfterBreak="0">
     <w:nsid w:val="7D656E99"/>
     <w:multiLevelType w:val="hybridMultilevel"/>
     <w:tmpl w:val="76AAF35A"/>
@@ -7788,7 +7873,7 @@
       </w:rPr>
     </w:lvl>
   </w:abstractNum>
-  <w:abstractNum w:abstractNumId="60" w15:restartNumberingAfterBreak="0">
+  <w:abstractNum w:abstractNumId="61" w15:restartNumberingAfterBreak="0">
     <w:nsid w:val="7ED802E9"/>
     <w:multiLevelType w:val="multilevel"/>
     <w:tmpl w:val="A85A29AA"/>
@@ -7892,7 +7977,7 @@
       </w:rPr>
     </w:lvl>
   </w:abstractNum>
-  <w:abstractNum w:abstractNumId="61" w15:restartNumberingAfterBreak="0">
+  <w:abstractNum w:abstractNumId="62" w15:restartNumberingAfterBreak="0">
     <w:nsid w:val="7FAF2182"/>
     <w:multiLevelType w:val="hybridMultilevel"/>
     <w:tmpl w:val="6E9CB2C0"/>
@@ -8006,13 +8091,13 @@
     </w:lvl>
   </w:abstractNum>
   <w:num w:numId="1" w16cid:durableId="419521254">
-    <w:abstractNumId w:val="46"/>
+    <w:abstractNumId w:val="47"/>
   </w:num>
   <w:num w:numId="2" w16cid:durableId="856966151">
     <w:abstractNumId w:val="17"/>
   </w:num>
   <w:num w:numId="3" w16cid:durableId="513034746">
-    <w:abstractNumId w:val="39"/>
+    <w:abstractNumId w:val="40"/>
   </w:num>
   <w:num w:numId="4" w16cid:durableId="1945380302">
     <w:abstractNumId w:val="4"/>
@@ -8024,10 +8109,10 @@
     <w:abstractNumId w:val="22"/>
   </w:num>
   <w:num w:numId="7" w16cid:durableId="1147627102">
-    <w:abstractNumId w:val="59"/>
+    <w:abstractNumId w:val="60"/>
   </w:num>
   <w:num w:numId="8" w16cid:durableId="1774474435">
-    <w:abstractNumId w:val="57"/>
+    <w:abstractNumId w:val="58"/>
   </w:num>
   <w:num w:numId="9" w16cid:durableId="1038118399">
     <w:abstractNumId w:val="9"/>
@@ -8036,52 +8121,52 @@
     <w:abstractNumId w:val="23"/>
   </w:num>
   <w:num w:numId="11" w16cid:durableId="1868980308">
-    <w:abstractNumId w:val="31"/>
+    <w:abstractNumId w:val="32"/>
   </w:num>
   <w:num w:numId="12" w16cid:durableId="757675827">
-    <w:abstractNumId w:val="49"/>
+    <w:abstractNumId w:val="50"/>
   </w:num>
   <w:num w:numId="13" w16cid:durableId="1245988682">
     <w:abstractNumId w:val="13"/>
   </w:num>
   <w:num w:numId="14" w16cid:durableId="580531678">
-    <w:abstractNumId w:val="35"/>
+    <w:abstractNumId w:val="36"/>
   </w:num>
   <w:num w:numId="15" w16cid:durableId="1352951167">
     <w:abstractNumId w:val="12"/>
   </w:num>
   <w:num w:numId="16" w16cid:durableId="1503543826">
-    <w:abstractNumId w:val="56"/>
+    <w:abstractNumId w:val="57"/>
   </w:num>
   <w:num w:numId="17" w16cid:durableId="350569967">
     <w:abstractNumId w:val="24"/>
   </w:num>
   <w:num w:numId="18" w16cid:durableId="1446118799">
-    <w:abstractNumId w:val="44"/>
+    <w:abstractNumId w:val="45"/>
   </w:num>
   <w:num w:numId="19" w16cid:durableId="1279680242">
     <w:abstractNumId w:val="21"/>
   </w:num>
   <w:num w:numId="20" w16cid:durableId="974749173">
-    <w:abstractNumId w:val="55"/>
+    <w:abstractNumId w:val="56"/>
   </w:num>
   <w:num w:numId="21" w16cid:durableId="1230460759">
-    <w:abstractNumId w:val="61"/>
+    <w:abstractNumId w:val="62"/>
   </w:num>
   <w:num w:numId="22" w16cid:durableId="1457871800">
-    <w:abstractNumId w:val="43"/>
+    <w:abstractNumId w:val="44"/>
   </w:num>
   <w:num w:numId="23" w16cid:durableId="755252083">
-    <w:abstractNumId w:val="52"/>
+    <w:abstractNumId w:val="53"/>
   </w:num>
   <w:num w:numId="24" w16cid:durableId="1164857228">
     <w:abstractNumId w:val="2"/>
   </w:num>
   <w:num w:numId="25" w16cid:durableId="58793751">
-    <w:abstractNumId w:val="53"/>
+    <w:abstractNumId w:val="54"/>
   </w:num>
   <w:num w:numId="26" w16cid:durableId="1892812961">
-    <w:abstractNumId w:val="33"/>
+    <w:abstractNumId w:val="34"/>
   </w:num>
   <w:num w:numId="27" w16cid:durableId="1804427398">
     <w:abstractNumId w:val="25"/>
@@ -8096,10 +8181,10 @@
     <w:abstractNumId w:val="7"/>
   </w:num>
   <w:num w:numId="31" w16cid:durableId="967972784">
-    <w:abstractNumId w:val="48"/>
+    <w:abstractNumId w:val="49"/>
   </w:num>
   <w:num w:numId="32" w16cid:durableId="1554586122">
-    <w:abstractNumId w:val="60"/>
+    <w:abstractNumId w:val="61"/>
   </w:num>
   <w:num w:numId="33" w16cid:durableId="1055154222">
     <w:abstractNumId w:val="1"/>
@@ -8108,19 +8193,19 @@
     <w:abstractNumId w:val="10"/>
   </w:num>
   <w:num w:numId="35" w16cid:durableId="352413992">
-    <w:abstractNumId w:val="50"/>
+    <w:abstractNumId w:val="51"/>
   </w:num>
   <w:num w:numId="36" w16cid:durableId="2023244595">
     <w:abstractNumId w:val="27"/>
   </w:num>
   <w:num w:numId="37" w16cid:durableId="1328558758">
-    <w:abstractNumId w:val="34"/>
+    <w:abstractNumId w:val="35"/>
   </w:num>
   <w:num w:numId="38" w16cid:durableId="557933756">
     <w:abstractNumId w:val="20"/>
   </w:num>
   <w:num w:numId="39" w16cid:durableId="115218756">
-    <w:abstractNumId w:val="58"/>
+    <w:abstractNumId w:val="59"/>
   </w:num>
   <w:num w:numId="40" w16cid:durableId="1567911426">
     <w:abstractNumId w:val="16"/>
@@ -8129,7 +8214,7 @@
     <w:abstractNumId w:val="14"/>
   </w:num>
   <w:num w:numId="42" w16cid:durableId="1481462531">
-    <w:abstractNumId w:val="40"/>
+    <w:abstractNumId w:val="41"/>
   </w:num>
   <w:num w:numId="43" w16cid:durableId="2039354122">
     <w:abstractNumId w:val="11"/>
@@ -8141,7 +8226,7 @@
     <w:abstractNumId w:val="15"/>
   </w:num>
   <w:num w:numId="46" w16cid:durableId="1105265981">
-    <w:abstractNumId w:val="45"/>
+    <w:abstractNumId w:val="46"/>
   </w:num>
   <w:num w:numId="47" w16cid:durableId="316569711">
     <w:abstractNumId w:val="5"/>
@@ -8153,34 +8238,34 @@
     <w:abstractNumId w:val="28"/>
   </w:num>
   <w:num w:numId="50" w16cid:durableId="1136334579">
-    <w:abstractNumId w:val="30"/>
+    <w:abstractNumId w:val="31"/>
   </w:num>
   <w:num w:numId="51" w16cid:durableId="1350453684">
-    <w:abstractNumId w:val="42"/>
+    <w:abstractNumId w:val="43"/>
   </w:num>
   <w:num w:numId="52" w16cid:durableId="1718775849">
-    <w:abstractNumId w:val="51"/>
+    <w:abstractNumId w:val="52"/>
   </w:num>
   <w:num w:numId="53" w16cid:durableId="2074547133">
-    <w:abstractNumId w:val="47"/>
+    <w:abstractNumId w:val="48"/>
   </w:num>
   <w:num w:numId="54" w16cid:durableId="1492286026">
-    <w:abstractNumId w:val="32"/>
+    <w:abstractNumId w:val="33"/>
   </w:num>
   <w:num w:numId="55" w16cid:durableId="927156747">
-    <w:abstractNumId w:val="38"/>
+    <w:abstractNumId w:val="39"/>
   </w:num>
   <w:num w:numId="56" w16cid:durableId="2142382447">
-    <w:abstractNumId w:val="36"/>
+    <w:abstractNumId w:val="37"/>
   </w:num>
   <w:num w:numId="57" w16cid:durableId="1049839640">
     <w:abstractNumId w:val="6"/>
   </w:num>
   <w:num w:numId="58" w16cid:durableId="869606450">
-    <w:abstractNumId w:val="37"/>
+    <w:abstractNumId w:val="38"/>
   </w:num>
   <w:num w:numId="59" w16cid:durableId="1386031662">
-    <w:abstractNumId w:val="54"/>
+    <w:abstractNumId w:val="55"/>
   </w:num>
   <w:num w:numId="60" w16cid:durableId="451174984">
     <w:abstractNumId w:val="19"/>
@@ -8189,7 +8274,10 @@
     <w:abstractNumId w:val="0"/>
   </w:num>
   <w:num w:numId="62" w16cid:durableId="1508132924">
-    <w:abstractNumId w:val="41"/>
+    <w:abstractNumId w:val="42"/>
+  </w:num>
+  <w:num w:numId="63" w16cid:durableId="85925410">
+    <w:abstractNumId w:val="30"/>
   </w:num>
   <w:numIdMacAtCleanup w:val="58"/>
 </w:numbering>
